--- a/flow/20230914_vu_template/drafts/2024-11-u/24-НД-22_ПП-Катерини-г5.docx
+++ b/flow/20230914_vu_template/drafts/2024-11-u/24-НД-22_ПП-Катерини-г5.docx
@@ -12048,689 +12048,624 @@
     </w:p>
     <w:p>
       <w:pPr>
-        <w:spacing w:after="120"/>
-        <w:rPr>
-          <w:rFonts w:ascii="Times New Roman" w:hAnsi="Times New Roman" w:cs="Times New Roman"/>
-          <w:sz w:val="24"/>
-          <w:szCs w:val="24"/>
-        </w:rPr>
-      </w:pPr>
-      <w:r>
-        <w:rPr>
-          <w:rFonts w:ascii="Times New Roman" w:hAnsi="Times New Roman" w:cs="Times New Roman"/>
+        <w:pStyle w:val="Normal"/>
+        <w:spacing w:after="120"/>
+      </w:pPr>
+      <w:r>
+        <w:rPr>
+          <w:rFonts w:ascii="Times New Roman" w:hAnsi="Times New Roman"/>
           <w:b/>
           <w:color w:val="000000"/>
           <w:sz w:val="24"/>
-          <w:szCs w:val="24"/>
-        </w:rPr>
-        <w:t>Го</w:t>
-      </w:r>
-      <w:r>
-        <w:rPr>
-          <w:rFonts w:ascii="Times New Roman" w:hAnsi="Times New Roman" w:cs="Times New Roman"/>
-          <w:sz w:val="24"/>
-          <w:szCs w:val="24"/>
-        </w:rPr>
-        <w:t>́</w:t>
-      </w:r>
-      <w:r>
-        <w:rPr>
-          <w:rFonts w:ascii="Times New Roman" w:hAnsi="Times New Roman" w:cs="Times New Roman"/>
+        </w:rPr>
+        <w:t xml:space="preserve">Го́споди, взива́ю я до Те́бе, ви́слухай мене́.* </w:t>
+      </w:r>
+      <w:r>
+        <w:rPr>
+          <w:rFonts w:ascii="Times New Roman" w:hAnsi="Times New Roman"/>
           <w:b/>
           <w:color w:val="000000"/>
           <w:sz w:val="24"/>
-          <w:szCs w:val="24"/>
-        </w:rPr>
-        <w:t>споди, взива</w:t>
-      </w:r>
-      <w:r>
-        <w:rPr>
-          <w:rFonts w:ascii="Times New Roman" w:hAnsi="Times New Roman" w:cs="Times New Roman"/>
-          <w:sz w:val="24"/>
-          <w:szCs w:val="24"/>
-        </w:rPr>
-        <w:t>́</w:t>
-      </w:r>
-      <w:r>
-        <w:rPr>
-          <w:rFonts w:ascii="Times New Roman" w:hAnsi="Times New Roman" w:cs="Times New Roman"/>
+        </w:rPr>
+        <w:t>Ви</w:t>
+      </w:r>
+      <w:r>
+        <w:rPr>
+          <w:rFonts w:ascii="Times New Roman" w:hAnsi="Times New Roman"/>
           <w:b/>
           <w:color w:val="000000"/>
           <w:sz w:val="24"/>
-          <w:szCs w:val="24"/>
-        </w:rPr>
-        <w:t>ю я до Те</w:t>
-      </w:r>
-      <w:r>
-        <w:rPr>
-          <w:rFonts w:ascii="Times New Roman" w:hAnsi="Times New Roman" w:cs="Times New Roman"/>
-          <w:sz w:val="24"/>
-          <w:szCs w:val="24"/>
         </w:rPr>
         <w:t>́</w:t>
       </w:r>
       <w:r>
         <w:rPr>
-          <w:rFonts w:ascii="Times New Roman" w:hAnsi="Times New Roman" w:cs="Times New Roman"/>
+          <w:rFonts w:ascii="Times New Roman" w:hAnsi="Times New Roman"/>
           <w:b/>
           <w:color w:val="000000"/>
           <w:sz w:val="24"/>
-          <w:szCs w:val="24"/>
-        </w:rPr>
-        <w:t>бе, ви</w:t>
-      </w:r>
-      <w:r>
-        <w:rPr>
-          <w:rFonts w:ascii="Times New Roman" w:hAnsi="Times New Roman" w:cs="Times New Roman"/>
-          <w:sz w:val="24"/>
-          <w:szCs w:val="24"/>
-        </w:rPr>
-        <w:t>́</w:t>
-      </w:r>
-      <w:r>
-        <w:rPr>
-          <w:rFonts w:ascii="Times New Roman" w:hAnsi="Times New Roman" w:cs="Times New Roman"/>
+        </w:rPr>
+        <w:t>слухай мене</w:t>
+      </w:r>
+      <w:r>
+        <w:rPr>
+          <w:rFonts w:ascii="Times New Roman" w:hAnsi="Times New Roman"/>
           <w:b/>
           <w:color w:val="000000"/>
           <w:sz w:val="24"/>
-          <w:szCs w:val="24"/>
-        </w:rPr>
-        <w:t>слухай мене</w:t>
-      </w:r>
-      <w:r>
-        <w:rPr>
-          <w:rFonts w:ascii="Times New Roman" w:hAnsi="Times New Roman" w:cs="Times New Roman"/>
-          <w:sz w:val="24"/>
-          <w:szCs w:val="24"/>
         </w:rPr>
         <w:t>́</w:t>
       </w:r>
       <w:r>
         <w:rPr>
-          <w:rFonts w:ascii="Times New Roman" w:hAnsi="Times New Roman" w:cs="Times New Roman"/>
+          <w:rFonts w:ascii="Times New Roman" w:hAnsi="Times New Roman"/>
           <w:b/>
           <w:color w:val="000000"/>
           <w:sz w:val="24"/>
-          <w:szCs w:val="24"/>
-        </w:rPr>
-        <w:t>.* Ви</w:t>
-      </w:r>
-      <w:r>
-        <w:rPr>
-          <w:rFonts w:ascii="Times New Roman" w:hAnsi="Times New Roman" w:cs="Times New Roman"/>
-          <w:sz w:val="24"/>
-          <w:szCs w:val="24"/>
-        </w:rPr>
-        <w:t>́</w:t>
-      </w:r>
-      <w:r>
-        <w:rPr>
-          <w:rFonts w:ascii="Times New Roman" w:hAnsi="Times New Roman" w:cs="Times New Roman"/>
+        </w:rPr>
+        <w:t>, Го</w:t>
+      </w:r>
+      <w:r>
+        <w:rPr>
+          <w:rFonts w:ascii="Times New Roman" w:hAnsi="Times New Roman"/>
           <w:b/>
           <w:color w:val="000000"/>
           <w:sz w:val="24"/>
-          <w:szCs w:val="24"/>
-        </w:rPr>
-        <w:t>слухай мене, Го</w:t>
-      </w:r>
-      <w:r>
-        <w:rPr>
-          <w:rFonts w:ascii="Times New Roman" w:hAnsi="Times New Roman" w:cs="Times New Roman"/>
-          <w:sz w:val="24"/>
-          <w:szCs w:val="24"/>
         </w:rPr>
         <w:t>́</w:t>
       </w:r>
       <w:r>
         <w:rPr>
-          <w:rFonts w:ascii="Times New Roman" w:hAnsi="Times New Roman" w:cs="Times New Roman"/>
+          <w:rFonts w:ascii="Times New Roman" w:hAnsi="Times New Roman"/>
           <w:b/>
           <w:color w:val="000000"/>
           <w:sz w:val="24"/>
-          <w:szCs w:val="24"/>
         </w:rPr>
         <w:t>споди.* Го</w:t>
       </w:r>
       <w:r>
         <w:rPr>
-          <w:rFonts w:ascii="Times New Roman" w:hAnsi="Times New Roman" w:cs="Times New Roman"/>
-          <w:sz w:val="24"/>
-          <w:szCs w:val="24"/>
-        </w:rPr>
-        <w:t>́</w:t>
-      </w:r>
-      <w:r>
-        <w:rPr>
-          <w:rFonts w:ascii="Times New Roman" w:hAnsi="Times New Roman" w:cs="Times New Roman"/>
+          <w:rFonts w:ascii="Times New Roman" w:hAnsi="Times New Roman"/>
           <w:b/>
           <w:color w:val="000000"/>
           <w:sz w:val="24"/>
-          <w:szCs w:val="24"/>
-        </w:rPr>
-        <w:t>споди, взива</w:t>
-      </w:r>
-      <w:r>
-        <w:rPr>
-          <w:rFonts w:ascii="Times New Roman" w:hAnsi="Times New Roman" w:cs="Times New Roman"/>
-          <w:sz w:val="24"/>
-          <w:szCs w:val="24"/>
         </w:rPr>
         <w:t>́</w:t>
       </w:r>
       <w:r>
         <w:rPr>
-          <w:rFonts w:ascii="Times New Roman" w:hAnsi="Times New Roman" w:cs="Times New Roman"/>
+          <w:rFonts w:ascii="Times New Roman" w:hAnsi="Times New Roman"/>
           <w:b/>
           <w:color w:val="000000"/>
           <w:sz w:val="24"/>
-          <w:szCs w:val="24"/>
-        </w:rPr>
-        <w:t>ю я до Те</w:t>
-      </w:r>
-      <w:r>
-        <w:rPr>
-          <w:rFonts w:ascii="Times New Roman" w:hAnsi="Times New Roman" w:cs="Times New Roman"/>
-          <w:sz w:val="24"/>
-          <w:szCs w:val="24"/>
-        </w:rPr>
-        <w:t>́</w:t>
-      </w:r>
-      <w:r>
-        <w:rPr>
-          <w:rFonts w:ascii="Times New Roman" w:hAnsi="Times New Roman" w:cs="Times New Roman"/>
+        </w:rPr>
+        <w:t>споди, взива</w:t>
+      </w:r>
+      <w:r>
+        <w:rPr>
+          <w:rFonts w:ascii="Times New Roman" w:hAnsi="Times New Roman"/>
           <w:b/>
           <w:color w:val="000000"/>
           <w:sz w:val="24"/>
-          <w:szCs w:val="24"/>
-        </w:rPr>
-        <w:t>бе, ви</w:t>
-      </w:r>
-      <w:r>
-        <w:rPr>
-          <w:rFonts w:ascii="Times New Roman" w:hAnsi="Times New Roman" w:cs="Times New Roman"/>
-          <w:sz w:val="24"/>
-          <w:szCs w:val="24"/>
         </w:rPr>
         <w:t>́</w:t>
       </w:r>
       <w:r>
         <w:rPr>
-          <w:rFonts w:ascii="Times New Roman" w:hAnsi="Times New Roman" w:cs="Times New Roman"/>
+          <w:rFonts w:ascii="Times New Roman" w:hAnsi="Times New Roman"/>
           <w:b/>
           <w:color w:val="000000"/>
           <w:sz w:val="24"/>
-          <w:szCs w:val="24"/>
-        </w:rPr>
-        <w:t>слухай мене</w:t>
-      </w:r>
-      <w:r>
-        <w:rPr>
-          <w:rFonts w:ascii="Times New Roman" w:hAnsi="Times New Roman" w:cs="Times New Roman"/>
-          <w:sz w:val="24"/>
-          <w:szCs w:val="24"/>
-        </w:rPr>
-        <w:t>́</w:t>
-      </w:r>
-      <w:r>
-        <w:rPr>
-          <w:rFonts w:ascii="Times New Roman" w:hAnsi="Times New Roman" w:cs="Times New Roman"/>
+        </w:rPr>
+        <w:t>ю я до Те</w:t>
+      </w:r>
+      <w:r>
+        <w:rPr>
+          <w:rFonts w:ascii="Times New Roman" w:hAnsi="Times New Roman"/>
           <w:b/>
           <w:color w:val="000000"/>
           <w:sz w:val="24"/>
-          <w:szCs w:val="24"/>
-        </w:rPr>
-        <w:t>.* Почу</w:t>
-      </w:r>
-      <w:r>
-        <w:rPr>
-          <w:rFonts w:ascii="Times New Roman" w:hAnsi="Times New Roman" w:cs="Times New Roman"/>
-          <w:sz w:val="24"/>
-          <w:szCs w:val="24"/>
         </w:rPr>
         <w:t>́</w:t>
       </w:r>
       <w:r>
         <w:rPr>
-          <w:rFonts w:ascii="Times New Roman" w:hAnsi="Times New Roman" w:cs="Times New Roman"/>
+          <w:rFonts w:ascii="Times New Roman" w:hAnsi="Times New Roman"/>
           <w:b/>
           <w:color w:val="000000"/>
           <w:sz w:val="24"/>
-          <w:szCs w:val="24"/>
-        </w:rPr>
-        <w:t>й го</w:t>
-      </w:r>
-      <w:r>
-        <w:rPr>
-          <w:rFonts w:ascii="Times New Roman" w:hAnsi="Times New Roman" w:cs="Times New Roman"/>
-          <w:sz w:val="24"/>
-          <w:szCs w:val="24"/>
-        </w:rPr>
-        <w:t>́</w:t>
-      </w:r>
-      <w:r>
-        <w:rPr>
-          <w:rFonts w:ascii="Times New Roman" w:hAnsi="Times New Roman" w:cs="Times New Roman"/>
+        </w:rPr>
+        <w:t>бе, ви</w:t>
+      </w:r>
+      <w:r>
+        <w:rPr>
+          <w:rFonts w:ascii="Times New Roman" w:hAnsi="Times New Roman"/>
           <w:b/>
           <w:color w:val="000000"/>
           <w:sz w:val="24"/>
-          <w:szCs w:val="24"/>
-        </w:rPr>
-        <w:t>лос молі</w:t>
-      </w:r>
-      <w:r>
-        <w:rPr>
-          <w:rFonts w:ascii="Times New Roman" w:hAnsi="Times New Roman" w:cs="Times New Roman"/>
-          <w:sz w:val="24"/>
-          <w:szCs w:val="24"/>
         </w:rPr>
         <w:t>́</w:t>
       </w:r>
       <w:r>
         <w:rPr>
-          <w:rFonts w:ascii="Times New Roman" w:hAnsi="Times New Roman" w:cs="Times New Roman"/>
+          <w:rFonts w:ascii="Times New Roman" w:hAnsi="Times New Roman"/>
           <w:b/>
           <w:color w:val="000000"/>
           <w:sz w:val="24"/>
-          <w:szCs w:val="24"/>
-        </w:rPr>
-        <w:t>ння мого</w:t>
-      </w:r>
-      <w:r>
-        <w:rPr>
-          <w:rFonts w:ascii="Times New Roman" w:hAnsi="Times New Roman" w:cs="Times New Roman"/>
-          <w:sz w:val="24"/>
-          <w:szCs w:val="24"/>
-        </w:rPr>
-        <w:t>́</w:t>
-      </w:r>
-      <w:r>
-        <w:rPr>
-          <w:rFonts w:ascii="Times New Roman" w:hAnsi="Times New Roman" w:cs="Times New Roman"/>
+        </w:rPr>
+        <w:t>слухай мене</w:t>
+      </w:r>
+      <w:r>
+        <w:rPr>
+          <w:rFonts w:ascii="Times New Roman" w:hAnsi="Times New Roman"/>
           <w:b/>
           <w:color w:val="000000"/>
           <w:sz w:val="24"/>
-          <w:szCs w:val="24"/>
-        </w:rPr>
-        <w:t>,* коли</w:t>
-      </w:r>
-      <w:r>
-        <w:rPr>
-          <w:rFonts w:ascii="Times New Roman" w:hAnsi="Times New Roman" w:cs="Times New Roman"/>
-          <w:sz w:val="24"/>
-          <w:szCs w:val="24"/>
         </w:rPr>
         <w:t>́</w:t>
       </w:r>
       <w:r>
         <w:rPr>
-          <w:rFonts w:ascii="Times New Roman" w:hAnsi="Times New Roman" w:cs="Times New Roman"/>
+          <w:rFonts w:ascii="Times New Roman" w:hAnsi="Times New Roman"/>
           <w:b/>
           <w:color w:val="000000"/>
           <w:sz w:val="24"/>
-          <w:szCs w:val="24"/>
-        </w:rPr>
-        <w:t xml:space="preserve"> взива</w:t>
-      </w:r>
-      <w:r>
-        <w:rPr>
-          <w:rFonts w:ascii="Times New Roman" w:hAnsi="Times New Roman" w:cs="Times New Roman"/>
-          <w:sz w:val="24"/>
-          <w:szCs w:val="24"/>
-        </w:rPr>
-        <w:t>́</w:t>
-      </w:r>
-      <w:r>
-        <w:rPr>
-          <w:rFonts w:ascii="Times New Roman" w:hAnsi="Times New Roman" w:cs="Times New Roman"/>
+        </w:rPr>
+        <w:t>.* Почу</w:t>
+      </w:r>
+      <w:r>
+        <w:rPr>
+          <w:rFonts w:ascii="Times New Roman" w:hAnsi="Times New Roman"/>
           <w:b/>
           <w:color w:val="000000"/>
           <w:sz w:val="24"/>
-          <w:szCs w:val="24"/>
-        </w:rPr>
-        <w:t>ю до Те</w:t>
-      </w:r>
-      <w:r>
-        <w:rPr>
-          <w:rFonts w:ascii="Times New Roman" w:hAnsi="Times New Roman" w:cs="Times New Roman"/>
-          <w:sz w:val="24"/>
-          <w:szCs w:val="24"/>
         </w:rPr>
         <w:t>́</w:t>
       </w:r>
       <w:r>
         <w:rPr>
-          <w:rFonts w:ascii="Times New Roman" w:hAnsi="Times New Roman" w:cs="Times New Roman"/>
+          <w:rFonts w:ascii="Times New Roman" w:hAnsi="Times New Roman"/>
           <w:b/>
           <w:color w:val="000000"/>
           <w:sz w:val="24"/>
-          <w:szCs w:val="24"/>
-        </w:rPr>
-        <w:t>бе.* Ви</w:t>
-      </w:r>
-      <w:r>
-        <w:rPr>
-          <w:rFonts w:ascii="Times New Roman" w:hAnsi="Times New Roman" w:cs="Times New Roman"/>
-          <w:sz w:val="24"/>
-          <w:szCs w:val="24"/>
-        </w:rPr>
-        <w:t>́</w:t>
-      </w:r>
-      <w:r>
-        <w:rPr>
-          <w:rFonts w:ascii="Times New Roman" w:hAnsi="Times New Roman" w:cs="Times New Roman"/>
+        </w:rPr>
+        <w:t>й го</w:t>
+      </w:r>
+      <w:r>
+        <w:rPr>
+          <w:rFonts w:ascii="Times New Roman" w:hAnsi="Times New Roman"/>
           <w:b/>
           <w:color w:val="000000"/>
           <w:sz w:val="24"/>
-          <w:szCs w:val="24"/>
-        </w:rPr>
-        <w:t>слухай мене</w:t>
-      </w:r>
-      <w:r>
-        <w:rPr>
-          <w:rFonts w:ascii="Times New Roman" w:hAnsi="Times New Roman" w:cs="Times New Roman"/>
-          <w:sz w:val="24"/>
-          <w:szCs w:val="24"/>
         </w:rPr>
         <w:t>́</w:t>
       </w:r>
       <w:r>
         <w:rPr>
-          <w:rFonts w:ascii="Times New Roman" w:hAnsi="Times New Roman" w:cs="Times New Roman"/>
+          <w:rFonts w:ascii="Times New Roman" w:hAnsi="Times New Roman"/>
           <w:b/>
           <w:color w:val="000000"/>
           <w:sz w:val="24"/>
-          <w:szCs w:val="24"/>
-        </w:rPr>
-        <w:t>, Го</w:t>
-      </w:r>
-      <w:r>
-        <w:rPr>
-          <w:rFonts w:ascii="Times New Roman" w:hAnsi="Times New Roman" w:cs="Times New Roman"/>
-          <w:sz w:val="24"/>
-          <w:szCs w:val="24"/>
-        </w:rPr>
-        <w:t>́</w:t>
-      </w:r>
-      <w:r>
-        <w:rPr>
-          <w:rFonts w:ascii="Times New Roman" w:hAnsi="Times New Roman" w:cs="Times New Roman"/>
+        </w:rPr>
+        <w:t>лос молі</w:t>
+      </w:r>
+      <w:r>
+        <w:rPr>
+          <w:rFonts w:ascii="Times New Roman" w:hAnsi="Times New Roman"/>
           <w:b/>
           <w:color w:val="000000"/>
           <w:sz w:val="24"/>
-          <w:szCs w:val="24"/>
-        </w:rPr>
-        <w:t>споди.</w:t>
-      </w:r>
-    </w:p>
-    <w:p>
-      <w:pPr>
-        <w:spacing w:after="120"/>
-        <w:rPr>
-          <w:rFonts w:ascii="Times New Roman" w:hAnsi="Times New Roman" w:cs="Times New Roman"/>
-          <w:sz w:val="24"/>
-          <w:szCs w:val="24"/>
-        </w:rPr>
-      </w:pPr>
-      <w:r>
-        <w:rPr>
-          <w:rFonts w:ascii="Times New Roman" w:hAnsi="Times New Roman" w:cs="Times New Roman"/>
+        </w:rPr>
+        <w:t>́</w:t>
+      </w:r>
+      <w:r>
+        <w:rPr>
+          <w:rFonts w:ascii="Times New Roman" w:hAnsi="Times New Roman"/>
           <w:b/>
           <w:color w:val="000000"/>
           <w:sz w:val="24"/>
-          <w:szCs w:val="24"/>
-        </w:rPr>
-        <w:lastRenderedPageBreak/>
-        <w:t>Неха</w:t>
-      </w:r>
-      <w:r>
-        <w:rPr>
-          <w:rFonts w:ascii="Times New Roman" w:hAnsi="Times New Roman" w:cs="Times New Roman"/>
-          <w:sz w:val="24"/>
-          <w:szCs w:val="24"/>
-        </w:rPr>
-        <w:t>́</w:t>
-      </w:r>
-      <w:r>
-        <w:rPr>
-          <w:rFonts w:ascii="Times New Roman" w:hAnsi="Times New Roman" w:cs="Times New Roman"/>
+        </w:rPr>
+        <w:t>ння мого</w:t>
+      </w:r>
+      <w:r>
+        <w:rPr>
+          <w:rFonts w:ascii="Times New Roman" w:hAnsi="Times New Roman"/>
           <w:b/>
           <w:color w:val="000000"/>
           <w:sz w:val="24"/>
-          <w:szCs w:val="24"/>
-        </w:rPr>
-        <w:t>й піднесе</w:t>
-      </w:r>
-      <w:r>
-        <w:rPr>
-          <w:rFonts w:ascii="Times New Roman" w:hAnsi="Times New Roman" w:cs="Times New Roman"/>
-          <w:sz w:val="24"/>
-          <w:szCs w:val="24"/>
         </w:rPr>
         <w:t>́</w:t>
       </w:r>
       <w:r>
         <w:rPr>
-          <w:rFonts w:ascii="Times New Roman" w:hAnsi="Times New Roman" w:cs="Times New Roman"/>
+          <w:rFonts w:ascii="Times New Roman" w:hAnsi="Times New Roman"/>
           <w:b/>
           <w:color w:val="000000"/>
           <w:sz w:val="24"/>
-          <w:szCs w:val="24"/>
-        </w:rPr>
-        <w:t>ться моли</w:t>
-      </w:r>
-      <w:r>
-        <w:rPr>
-          <w:rFonts w:ascii="Times New Roman" w:hAnsi="Times New Roman" w:cs="Times New Roman"/>
-          <w:sz w:val="24"/>
-          <w:szCs w:val="24"/>
-        </w:rPr>
-        <w:t>́</w:t>
-      </w:r>
-      <w:r>
-        <w:rPr>
-          <w:rFonts w:ascii="Times New Roman" w:hAnsi="Times New Roman" w:cs="Times New Roman"/>
+        </w:rPr>
+        <w:t>,* коли</w:t>
+      </w:r>
+      <w:r>
+        <w:rPr>
+          <w:rFonts w:ascii="Times New Roman" w:hAnsi="Times New Roman"/>
           <w:b/>
           <w:color w:val="000000"/>
           <w:sz w:val="24"/>
-          <w:szCs w:val="24"/>
-        </w:rPr>
-        <w:t>тва моя</w:t>
-      </w:r>
-      <w:r>
-        <w:rPr>
-          <w:rFonts w:ascii="Times New Roman" w:hAnsi="Times New Roman" w:cs="Times New Roman"/>
-          <w:sz w:val="24"/>
-          <w:szCs w:val="24"/>
         </w:rPr>
         <w:t>́</w:t>
       </w:r>
       <w:r>
         <w:rPr>
-          <w:rFonts w:ascii="Times New Roman" w:hAnsi="Times New Roman" w:cs="Times New Roman"/>
+          <w:rFonts w:ascii="Times New Roman" w:hAnsi="Times New Roman"/>
           <w:b/>
           <w:color w:val="000000"/>
           <w:sz w:val="24"/>
-          <w:szCs w:val="24"/>
-        </w:rPr>
-        <w:t>,* мов кади</w:t>
-      </w:r>
-      <w:r>
-        <w:rPr>
-          <w:rFonts w:ascii="Times New Roman" w:hAnsi="Times New Roman" w:cs="Times New Roman"/>
-          <w:sz w:val="24"/>
-          <w:szCs w:val="24"/>
-        </w:rPr>
-        <w:t>́</w:t>
-      </w:r>
-      <w:r>
-        <w:rPr>
-          <w:rFonts w:ascii="Times New Roman" w:hAnsi="Times New Roman" w:cs="Times New Roman"/>
+        </w:rPr>
+        <w:t xml:space="preserve"> взива</w:t>
+      </w:r>
+      <w:r>
+        <w:rPr>
+          <w:rFonts w:ascii="Times New Roman" w:hAnsi="Times New Roman"/>
           <w:b/>
           <w:color w:val="000000"/>
           <w:sz w:val="24"/>
-          <w:szCs w:val="24"/>
-        </w:rPr>
-        <w:t>ло пе</w:t>
-      </w:r>
-      <w:r>
-        <w:rPr>
-          <w:rFonts w:ascii="Times New Roman" w:hAnsi="Times New Roman" w:cs="Times New Roman"/>
-          <w:sz w:val="24"/>
-          <w:szCs w:val="24"/>
         </w:rPr>
         <w:t>́</w:t>
       </w:r>
       <w:r>
         <w:rPr>
-          <w:rFonts w:ascii="Times New Roman" w:hAnsi="Times New Roman" w:cs="Times New Roman"/>
+          <w:rFonts w:ascii="Times New Roman" w:hAnsi="Times New Roman"/>
           <w:b/>
           <w:color w:val="000000"/>
           <w:sz w:val="24"/>
-          <w:szCs w:val="24"/>
-        </w:rPr>
-        <w:t>ред Тобо</w:t>
-      </w:r>
-      <w:r>
-        <w:rPr>
-          <w:rFonts w:ascii="Times New Roman" w:hAnsi="Times New Roman" w:cs="Times New Roman"/>
-          <w:sz w:val="24"/>
-          <w:szCs w:val="24"/>
-        </w:rPr>
-        <w:t>́</w:t>
-      </w:r>
-      <w:r>
-        <w:rPr>
-          <w:rFonts w:ascii="Times New Roman" w:hAnsi="Times New Roman" w:cs="Times New Roman"/>
+        </w:rPr>
+        <w:t>ю до Те</w:t>
+      </w:r>
+      <w:r>
+        <w:rPr>
+          <w:rFonts w:ascii="Times New Roman" w:hAnsi="Times New Roman"/>
           <w:b/>
           <w:color w:val="000000"/>
           <w:sz w:val="24"/>
-          <w:szCs w:val="24"/>
-        </w:rPr>
-        <w:t>ю;* підно</w:t>
-      </w:r>
-      <w:r>
-        <w:rPr>
-          <w:rFonts w:ascii="Times New Roman" w:hAnsi="Times New Roman" w:cs="Times New Roman"/>
-          <w:sz w:val="24"/>
-          <w:szCs w:val="24"/>
         </w:rPr>
         <w:t>́</w:t>
       </w:r>
       <w:r>
         <w:rPr>
-          <w:rFonts w:ascii="Times New Roman" w:hAnsi="Times New Roman" w:cs="Times New Roman"/>
+          <w:rFonts w:ascii="Times New Roman" w:hAnsi="Times New Roman"/>
           <w:b/>
           <w:color w:val="000000"/>
           <w:sz w:val="24"/>
-          <w:szCs w:val="24"/>
-        </w:rPr>
-        <w:t>шення рук мої</w:t>
-      </w:r>
-      <w:r>
-        <w:rPr>
-          <w:rFonts w:ascii="Times New Roman" w:hAnsi="Times New Roman" w:cs="Times New Roman"/>
-          <w:sz w:val="24"/>
-          <w:szCs w:val="24"/>
-        </w:rPr>
-        <w:t>́</w:t>
-      </w:r>
-      <w:r>
-        <w:rPr>
-          <w:rFonts w:ascii="Times New Roman" w:hAnsi="Times New Roman" w:cs="Times New Roman"/>
+        </w:rPr>
+        <w:t>бе.* Ви</w:t>
+      </w:r>
+      <w:r>
+        <w:rPr>
+          <w:rFonts w:ascii="Times New Roman" w:hAnsi="Times New Roman"/>
           <w:b/>
           <w:color w:val="000000"/>
           <w:sz w:val="24"/>
-          <w:szCs w:val="24"/>
-        </w:rPr>
-        <w:t>х,* як же</w:t>
-      </w:r>
-      <w:r>
-        <w:rPr>
-          <w:rFonts w:ascii="Times New Roman" w:hAnsi="Times New Roman" w:cs="Times New Roman"/>
-          <w:sz w:val="24"/>
-          <w:szCs w:val="24"/>
         </w:rPr>
         <w:t>́</w:t>
       </w:r>
       <w:r>
         <w:rPr>
-          <w:rFonts w:ascii="Times New Roman" w:hAnsi="Times New Roman" w:cs="Times New Roman"/>
+          <w:rFonts w:ascii="Times New Roman" w:hAnsi="Times New Roman"/>
           <w:b/>
           <w:color w:val="000000"/>
           <w:sz w:val="24"/>
-          <w:szCs w:val="24"/>
-        </w:rPr>
-        <w:t>ртва вечі</w:t>
-      </w:r>
-      <w:r>
-        <w:rPr>
-          <w:rFonts w:ascii="Times New Roman" w:hAnsi="Times New Roman" w:cs="Times New Roman"/>
-          <w:sz w:val="24"/>
-          <w:szCs w:val="24"/>
-        </w:rPr>
-        <w:t>́</w:t>
-      </w:r>
-      <w:r>
-        <w:rPr>
-          <w:rFonts w:ascii="Times New Roman" w:hAnsi="Times New Roman" w:cs="Times New Roman"/>
+        </w:rPr>
+        <w:t>слухай мене</w:t>
+      </w:r>
+      <w:r>
+        <w:rPr>
+          <w:rFonts w:ascii="Times New Roman" w:hAnsi="Times New Roman"/>
           <w:b/>
           <w:color w:val="000000"/>
           <w:sz w:val="24"/>
-          <w:szCs w:val="24"/>
-        </w:rPr>
-        <w:t>рня.* Ви</w:t>
-      </w:r>
-      <w:r>
-        <w:rPr>
-          <w:rFonts w:ascii="Times New Roman" w:hAnsi="Times New Roman" w:cs="Times New Roman"/>
-          <w:sz w:val="24"/>
-          <w:szCs w:val="24"/>
         </w:rPr>
         <w:t>́</w:t>
       </w:r>
       <w:r>
         <w:rPr>
-          <w:rFonts w:ascii="Times New Roman" w:hAnsi="Times New Roman" w:cs="Times New Roman"/>
+          <w:rFonts w:ascii="Times New Roman" w:hAnsi="Times New Roman"/>
           <w:b/>
           <w:color w:val="000000"/>
           <w:sz w:val="24"/>
-          <w:szCs w:val="24"/>
-        </w:rPr>
-        <w:t>слухай мене</w:t>
-      </w:r>
-      <w:r>
-        <w:rPr>
-          <w:rFonts w:ascii="Times New Roman" w:hAnsi="Times New Roman" w:cs="Times New Roman"/>
-          <w:sz w:val="24"/>
-          <w:szCs w:val="24"/>
-        </w:rPr>
-        <w:t>́</w:t>
-      </w:r>
-      <w:r>
-        <w:rPr>
-          <w:rFonts w:ascii="Times New Roman" w:hAnsi="Times New Roman" w:cs="Times New Roman"/>
+        </w:rPr>
+        <w:t>, Го</w:t>
+      </w:r>
+      <w:r>
+        <w:rPr>
+          <w:rFonts w:ascii="Times New Roman" w:hAnsi="Times New Roman"/>
           <w:b/>
           <w:color w:val="000000"/>
           <w:sz w:val="24"/>
-          <w:szCs w:val="24"/>
-        </w:rPr>
-        <w:t>, Го</w:t>
-      </w:r>
-      <w:r>
-        <w:rPr>
-          <w:rFonts w:ascii="Times New Roman" w:hAnsi="Times New Roman" w:cs="Times New Roman"/>
-          <w:sz w:val="24"/>
-          <w:szCs w:val="24"/>
         </w:rPr>
         <w:t>́</w:t>
       </w:r>
       <w:r>
         <w:rPr>
-          <w:rFonts w:ascii="Times New Roman" w:hAnsi="Times New Roman" w:cs="Times New Roman"/>
+          <w:rFonts w:ascii="Times New Roman" w:hAnsi="Times New Roman"/>
           <w:b/>
           <w:color w:val="000000"/>
           <w:sz w:val="24"/>
-          <w:szCs w:val="24"/>
+        </w:rPr>
+        <w:t>споди.</w:t>
+      </w:r>
+    </w:p>
+    <w:p>
+      <w:pPr>
+        <w:pStyle w:val="Normal"/>
+        <w:spacing w:after="120"/>
+      </w:pPr>
+      <w:r>
+        <w:rPr>
+          <w:rFonts w:ascii="Times New Roman" w:hAnsi="Times New Roman"/>
+          <w:b/>
+          <w:color w:val="000000"/>
+          <w:sz w:val="24"/>
+        </w:rPr>
+        <w:t>Неха</w:t>
+      </w:r>
+      <w:r>
+        <w:rPr>
+          <w:rFonts w:ascii="Times New Roman" w:hAnsi="Times New Roman"/>
+          <w:b/>
+          <w:color w:val="000000"/>
+          <w:sz w:val="24"/>
+        </w:rPr>
+        <w:t>́</w:t>
+      </w:r>
+      <w:r>
+        <w:rPr>
+          <w:rFonts w:ascii="Times New Roman" w:hAnsi="Times New Roman"/>
+          <w:b/>
+          <w:color w:val="000000"/>
+          <w:sz w:val="24"/>
+        </w:rPr>
+        <w:t>й піднесе</w:t>
+      </w:r>
+      <w:r>
+        <w:rPr>
+          <w:rFonts w:ascii="Times New Roman" w:hAnsi="Times New Roman"/>
+          <w:b/>
+          <w:color w:val="000000"/>
+          <w:sz w:val="24"/>
+        </w:rPr>
+        <w:t>́</w:t>
+      </w:r>
+      <w:r>
+        <w:rPr>
+          <w:rFonts w:ascii="Times New Roman" w:hAnsi="Times New Roman"/>
+          <w:b/>
+          <w:color w:val="000000"/>
+          <w:sz w:val="24"/>
+        </w:rPr>
+        <w:t>ться моли</w:t>
+      </w:r>
+      <w:r>
+        <w:rPr>
+          <w:rFonts w:ascii="Times New Roman" w:hAnsi="Times New Roman"/>
+          <w:b/>
+          <w:color w:val="000000"/>
+          <w:sz w:val="24"/>
+        </w:rPr>
+        <w:t>́</w:t>
+      </w:r>
+      <w:r>
+        <w:rPr>
+          <w:rFonts w:ascii="Times New Roman" w:hAnsi="Times New Roman"/>
+          <w:b/>
+          <w:color w:val="000000"/>
+          <w:sz w:val="24"/>
+        </w:rPr>
+        <w:t>тва моя</w:t>
+      </w:r>
+      <w:r>
+        <w:rPr>
+          <w:rFonts w:ascii="Times New Roman" w:hAnsi="Times New Roman"/>
+          <w:b/>
+          <w:color w:val="000000"/>
+          <w:sz w:val="24"/>
+        </w:rPr>
+        <w:t>́</w:t>
+      </w:r>
+      <w:r>
+        <w:rPr>
+          <w:rFonts w:ascii="Times New Roman" w:hAnsi="Times New Roman"/>
+          <w:b/>
+          <w:color w:val="000000"/>
+          <w:sz w:val="24"/>
+        </w:rPr>
+        <w:t>,* мов кади</w:t>
+      </w:r>
+      <w:r>
+        <w:rPr>
+          <w:rFonts w:ascii="Times New Roman" w:hAnsi="Times New Roman"/>
+          <w:b/>
+          <w:color w:val="000000"/>
+          <w:sz w:val="24"/>
+        </w:rPr>
+        <w:t>́</w:t>
+      </w:r>
+      <w:r>
+        <w:rPr>
+          <w:rFonts w:ascii="Times New Roman" w:hAnsi="Times New Roman"/>
+          <w:b/>
+          <w:color w:val="000000"/>
+          <w:sz w:val="24"/>
+        </w:rPr>
+        <w:t>ло пе</w:t>
+      </w:r>
+      <w:r>
+        <w:rPr>
+          <w:rFonts w:ascii="Times New Roman" w:hAnsi="Times New Roman"/>
+          <w:b/>
+          <w:color w:val="000000"/>
+          <w:sz w:val="24"/>
+        </w:rPr>
+        <w:t>́</w:t>
+      </w:r>
+      <w:r>
+        <w:rPr>
+          <w:rFonts w:ascii="Times New Roman" w:hAnsi="Times New Roman"/>
+          <w:b/>
+          <w:color w:val="000000"/>
+          <w:sz w:val="24"/>
+        </w:rPr>
+        <w:t>ред Тобо</w:t>
+      </w:r>
+      <w:r>
+        <w:rPr>
+          <w:rFonts w:ascii="Times New Roman" w:hAnsi="Times New Roman"/>
+          <w:b/>
+          <w:color w:val="000000"/>
+          <w:sz w:val="24"/>
+        </w:rPr>
+        <w:t>́</w:t>
+      </w:r>
+      <w:r>
+        <w:rPr>
+          <w:rFonts w:ascii="Times New Roman" w:hAnsi="Times New Roman"/>
+          <w:b/>
+          <w:color w:val="000000"/>
+          <w:sz w:val="24"/>
+        </w:rPr>
+        <w:t>ю;* підно</w:t>
+      </w:r>
+      <w:r>
+        <w:rPr>
+          <w:rFonts w:ascii="Times New Roman" w:hAnsi="Times New Roman"/>
+          <w:b/>
+          <w:color w:val="000000"/>
+          <w:sz w:val="24"/>
+        </w:rPr>
+        <w:t>́</w:t>
+      </w:r>
+      <w:r>
+        <w:rPr>
+          <w:rFonts w:ascii="Times New Roman" w:hAnsi="Times New Roman"/>
+          <w:b/>
+          <w:color w:val="000000"/>
+          <w:sz w:val="24"/>
+        </w:rPr>
+        <w:t>шення рук мої</w:t>
+      </w:r>
+      <w:r>
+        <w:rPr>
+          <w:rFonts w:ascii="Times New Roman" w:hAnsi="Times New Roman"/>
+          <w:b/>
+          <w:color w:val="000000"/>
+          <w:sz w:val="24"/>
+        </w:rPr>
+        <w:t>́</w:t>
+      </w:r>
+      <w:r>
+        <w:rPr>
+          <w:rFonts w:ascii="Times New Roman" w:hAnsi="Times New Roman"/>
+          <w:b/>
+          <w:color w:val="000000"/>
+          <w:sz w:val="24"/>
+        </w:rPr>
+        <w:t>х,* як же</w:t>
+      </w:r>
+      <w:r>
+        <w:rPr>
+          <w:rFonts w:ascii="Times New Roman" w:hAnsi="Times New Roman"/>
+          <w:b/>
+          <w:color w:val="000000"/>
+          <w:sz w:val="24"/>
+        </w:rPr>
+        <w:t>́</w:t>
+      </w:r>
+      <w:r>
+        <w:rPr>
+          <w:rFonts w:ascii="Times New Roman" w:hAnsi="Times New Roman"/>
+          <w:b/>
+          <w:color w:val="000000"/>
+          <w:sz w:val="24"/>
+        </w:rPr>
+        <w:t>ртва вечі</w:t>
+      </w:r>
+      <w:r>
+        <w:rPr>
+          <w:rFonts w:ascii="Times New Roman" w:hAnsi="Times New Roman"/>
+          <w:b/>
+          <w:color w:val="000000"/>
+          <w:sz w:val="24"/>
+        </w:rPr>
+        <w:t>́</w:t>
+      </w:r>
+      <w:r>
+        <w:rPr>
+          <w:rFonts w:ascii="Times New Roman" w:hAnsi="Times New Roman"/>
+          <w:b/>
+          <w:color w:val="000000"/>
+          <w:sz w:val="24"/>
+        </w:rPr>
+        <w:t xml:space="preserve">рня.* </w:t>
+      </w:r>
+      <w:r>
+        <w:rPr>
+          <w:rFonts w:ascii="Times New Roman" w:hAnsi="Times New Roman"/>
+          <w:b/>
+          <w:color w:val="000000"/>
+          <w:sz w:val="24"/>
+        </w:rPr>
+        <w:t>Ви</w:t>
+      </w:r>
+      <w:r>
+        <w:rPr>
+          <w:rFonts w:ascii="Times New Roman" w:hAnsi="Times New Roman"/>
+          <w:b/>
+          <w:color w:val="000000"/>
+          <w:sz w:val="24"/>
+        </w:rPr>
+        <w:t>́</w:t>
+      </w:r>
+      <w:r>
+        <w:rPr>
+          <w:rFonts w:ascii="Times New Roman" w:hAnsi="Times New Roman"/>
+          <w:b/>
+          <w:color w:val="000000"/>
+          <w:sz w:val="24"/>
+        </w:rPr>
+        <w:t>слухай мене</w:t>
+      </w:r>
+      <w:r>
+        <w:rPr>
+          <w:rFonts w:ascii="Times New Roman" w:hAnsi="Times New Roman"/>
+          <w:b/>
+          <w:color w:val="000000"/>
+          <w:sz w:val="24"/>
+        </w:rPr>
+        <w:t>́</w:t>
+      </w:r>
+      <w:r>
+        <w:rPr>
+          <w:rFonts w:ascii="Times New Roman" w:hAnsi="Times New Roman"/>
+          <w:b/>
+          <w:color w:val="000000"/>
+          <w:sz w:val="24"/>
+        </w:rPr>
+        <w:t>, Го</w:t>
+      </w:r>
+      <w:r>
+        <w:rPr>
+          <w:rFonts w:ascii="Times New Roman" w:hAnsi="Times New Roman"/>
+          <w:b/>
+          <w:color w:val="000000"/>
+          <w:sz w:val="24"/>
+        </w:rPr>
+        <w:t>́</w:t>
+      </w:r>
+      <w:r>
+        <w:rPr>
+          <w:rFonts w:ascii="Times New Roman" w:hAnsi="Times New Roman"/>
+          <w:b/>
+          <w:color w:val="000000"/>
+          <w:sz w:val="24"/>
         </w:rPr>
         <w:t>споди.</w:t>
       </w:r>

--- a/flow/20230914_vu_template/drafts/2024-11-u/24-НД-22_ПП-Катерини-г5.docx
+++ b/flow/20230914_vu_template/drafts/2024-11-u/24-НД-22_ПП-Катерини-г5.docx
@@ -1914,29 +1914,19 @@
       </w:pPr>
       <w:r>
         <w:rPr>
-          <w:rFonts w:ascii="Times New Roman" w:hAnsi="Times New Roman" w:cs="Times New Roman"/>
-          <w:i/>
-          <w:color w:val="FF0000"/>
-          <w:sz w:val="24"/>
-          <w:szCs w:val="24"/>
+          <w:rFonts w:ascii="Times New Roman" w:hAnsi="Times New Roman"/>
+          <w:i/>
+          <w:color w:val="FF4400"/>
+          <w:sz w:val="24"/>
         </w:rPr>
         <w:t>Священник:</w:t>
       </w:r>
       <w:r>
         <w:rPr>
-          <w:rFonts w:ascii="Times New Roman" w:hAnsi="Times New Roman" w:cs="Times New Roman"/>
-          <w:sz w:val="24"/>
-          <w:szCs w:val="24"/>
-        </w:rPr>
-        <w:t xml:space="preserve"> Бо Твоє є царство, і сила, і слава, Отця, і Сина, і Свято</w:t>
-      </w:r>
-      <w:r>
-        <w:rPr>
-          <w:rFonts w:ascii="Times New Roman" w:hAnsi="Times New Roman" w:cs="Times New Roman"/>
-          <w:sz w:val="24"/>
-          <w:szCs w:val="24"/>
-        </w:rPr>
-        <w:t>го Духа, нині, і повсякчас, і на віки віків.</w:t>
+          <w:rFonts w:ascii="Times New Roman" w:hAnsi="Times New Roman"/>
+          <w:sz w:val="24"/>
+        </w:rPr>
+        <w:t xml:space="preserve"> Бо Твоє є царство, і сила, і слава, Отця, і Сина, і Святого Духа, нині, і повсякчас, і на віки віків.</w:t>
       </w:r>
     </w:p>
     <w:p>
@@ -10014,29 +10004,19 @@
       </w:pPr>
       <w:r>
         <w:rPr>
-          <w:rFonts w:ascii="Times New Roman" w:hAnsi="Times New Roman" w:cs="Times New Roman"/>
+          <w:rFonts w:ascii="Times New Roman" w:hAnsi="Times New Roman"/>
           <w:i/>
           <w:color w:val="FF4400"/>
           <w:sz w:val="24"/>
-          <w:szCs w:val="24"/>
         </w:rPr>
         <w:t>Священник:</w:t>
       </w:r>
       <w:r>
         <w:rPr>
-          <w:rFonts w:ascii="Times New Roman" w:hAnsi="Times New Roman" w:cs="Times New Roman"/>
-          <w:sz w:val="24"/>
-          <w:szCs w:val="24"/>
-        </w:rPr>
-        <w:t xml:space="preserve"> Бо Тобі належ</w:t>
-      </w:r>
-      <w:r>
-        <w:rPr>
-          <w:rFonts w:ascii="Times New Roman" w:hAnsi="Times New Roman" w:cs="Times New Roman"/>
-          <w:sz w:val="24"/>
-          <w:szCs w:val="24"/>
-        </w:rPr>
-        <w:t>ить усяка слава, честь і поклоніння, Отцю, і Сину, і Святому Духові, нині, і повсякчас, і на віки віків.</w:t>
+          <w:rFonts w:ascii="Times New Roman" w:hAnsi="Times New Roman"/>
+          <w:sz w:val="24"/>
+        </w:rPr>
+        <w:t xml:space="preserve"> Бо Тобі належить усяка слава, честь і поклоніння, Отцю, і Сину, і Святому Духові, нині, і повсякчас, і на віки віків.</w:t>
       </w:r>
     </w:p>
     <w:p>
@@ -11923,31 +11903,19 @@
       </w:pPr>
       <w:r>
         <w:rPr>
-          <w:rFonts w:ascii="Times New Roman" w:hAnsi="Times New Roman" w:cs="Times New Roman"/>
+          <w:rFonts w:ascii="Times New Roman" w:hAnsi="Times New Roman"/>
           <w:i/>
           <w:color w:val="FF4400"/>
           <w:sz w:val="24"/>
-          <w:szCs w:val="24"/>
         </w:rPr>
         <w:t>Священник:</w:t>
       </w:r>
       <w:r>
         <w:rPr>
-          <w:rFonts w:ascii="Times New Roman" w:hAnsi="Times New Roman" w:cs="Times New Roman"/>
-          <w:color w:val="000000"/>
-          <w:sz w:val="24"/>
-          <w:szCs w:val="24"/>
-        </w:rPr>
-        <w:t xml:space="preserve"> Бо Твоя є влада і Твоє є царство, і сила, і слава, Отця, і Сина, і Святого Духа, нині, і повс</w:t>
-      </w:r>
-      <w:r>
-        <w:rPr>
-          <w:rFonts w:ascii="Times New Roman" w:hAnsi="Times New Roman" w:cs="Times New Roman"/>
-          <w:color w:val="000000"/>
-          <w:sz w:val="24"/>
-          <w:szCs w:val="24"/>
-        </w:rPr>
-        <w:t>якчас, і на віки віків.</w:t>
+          <w:rFonts w:ascii="Times New Roman" w:hAnsi="Times New Roman"/>
+          <w:sz w:val="24"/>
+        </w:rPr>
+        <w:t xml:space="preserve"> Бо Твоя є влада і Твоє є царство, і сила, і слава, Отця, і Сина, і Святого Духа, нині, і повсякчас, і на віки віків.</w:t>
       </w:r>
     </w:p>
     <w:p>
@@ -21505,29 +21473,19 @@
       </w:pPr>
       <w:r>
         <w:rPr>
-          <w:rFonts w:ascii="Times New Roman" w:hAnsi="Times New Roman" w:cs="Times New Roman"/>
+          <w:rFonts w:ascii="Times New Roman" w:hAnsi="Times New Roman"/>
           <w:i/>
           <w:color w:val="FF4400"/>
           <w:sz w:val="24"/>
-          <w:szCs w:val="24"/>
-        </w:rPr>
-        <w:t xml:space="preserve">Священник: </w:t>
-      </w:r>
-      <w:r>
-        <w:rPr>
-          <w:rFonts w:ascii="Times New Roman" w:hAnsi="Times New Roman" w:cs="Times New Roman"/>
-          <w:sz w:val="24"/>
-          <w:szCs w:val="24"/>
-        </w:rPr>
-        <w:t>Бо милостивий і людинолюбний Бог єси, і Т</w:t>
-      </w:r>
-      <w:r>
-        <w:rPr>
-          <w:rFonts w:ascii="Times New Roman" w:hAnsi="Times New Roman" w:cs="Times New Roman"/>
-          <w:sz w:val="24"/>
-          <w:szCs w:val="24"/>
-        </w:rPr>
-        <w:t>обі славу возсилаємо, Отцю, і Сину, і Святому Духові, нині, і повсякчас, і на віки віків.</w:t>
+        </w:rPr>
+        <w:t>Священник:</w:t>
+      </w:r>
+      <w:r>
+        <w:rPr>
+          <w:rFonts w:ascii="Times New Roman" w:hAnsi="Times New Roman"/>
+          <w:sz w:val="24"/>
+        </w:rPr>
+        <w:t xml:space="preserve"> Бо милостивий і людинолюбний Бог єси, і Тобі славу возсилаємо, Отцю, і Сину, і Святому Духові, нині, і повсякчас, і на віки віків.</w:t>
       </w:r>
     </w:p>
     <w:p>
@@ -26759,19 +26717,17 @@
       </w:pPr>
       <w:r>
         <w:rPr>
-          <w:rFonts w:ascii="Times New Roman" w:hAnsi="Times New Roman" w:cs="Times New Roman"/>
-          <w:i/>
-          <w:color w:val="FF0000"/>
-          <w:sz w:val="24"/>
-          <w:szCs w:val="24"/>
+          <w:rFonts w:ascii="Times New Roman" w:hAnsi="Times New Roman"/>
+          <w:i/>
+          <w:color w:val="FF4400"/>
+          <w:sz w:val="24"/>
         </w:rPr>
         <w:t>Священник:</w:t>
       </w:r>
       <w:r>
         <w:rPr>
-          <w:rFonts w:ascii="Times New Roman" w:hAnsi="Times New Roman" w:cs="Times New Roman"/>
-          <w:sz w:val="24"/>
-          <w:szCs w:val="24"/>
+          <w:rFonts w:ascii="Times New Roman" w:hAnsi="Times New Roman"/>
+          <w:sz w:val="24"/>
         </w:rPr>
         <w:t xml:space="preserve"> Бо Твоє є царство, і сила, і слава, Отця, і Сина, і Святого Духа, нині, і повсякчас, і на віки віків.</w:t>
       </w:r>
@@ -27090,43 +27046,17 @@
         <w:rPr>
           <w:rFonts w:ascii="Times New Roman" w:hAnsi="Times New Roman"/>
           <w:i/>
-          <w:color w:val="FF0000"/>
-          <w:sz w:val="24"/>
-        </w:rPr>
-        <w:t>Священ</w:t>
-      </w:r>
-      <w:r>
-        <w:rPr>
-          <w:rFonts w:ascii="Times New Roman" w:hAnsi="Times New Roman"/>
-          <w:i/>
-          <w:color w:val="FF0000"/>
-          <w:sz w:val="24"/>
-        </w:rPr>
-        <w:t>н</w:t>
-      </w:r>
-      <w:r>
-        <w:rPr>
-          <w:rFonts w:ascii="Times New Roman" w:hAnsi="Times New Roman"/>
-          <w:i/>
-          <w:color w:val="FF0000"/>
-          <w:sz w:val="24"/>
-        </w:rPr>
-        <w:t>ик:</w:t>
-      </w:r>
-      <w:r>
-        <w:rPr>
-          <w:rFonts w:ascii="Times New Roman" w:hAnsi="Times New Roman"/>
-          <w:color w:val="FF0000"/>
-          <w:sz w:val="24"/>
-        </w:rPr>
-        <w:t xml:space="preserve"> </w:t>
-      </w:r>
-      <w:r>
-        <w:rPr>
-          <w:rFonts w:ascii="Times New Roman" w:hAnsi="Times New Roman"/>
-          <w:sz w:val="24"/>
-        </w:rPr>
-        <w:t>Благослове́нний Христо́с Бог наш, за́вжди, ни́ні, і повсякча́с, і на ві́ки вікі́в.</w:t>
+          <w:color w:val="FF4400"/>
+          <w:sz w:val="24"/>
+        </w:rPr>
+        <w:t>Священник:</w:t>
+      </w:r>
+      <w:r>
+        <w:rPr>
+          <w:rFonts w:ascii="Times New Roman" w:hAnsi="Times New Roman"/>
+          <w:sz w:val="24"/>
+        </w:rPr>
+        <w:t xml:space="preserve"> Благослове́нний Христо́с Бог наш, за́вжди, ни́ні, і повсякча́с, і на ві́ки вікі́в.</w:t>
       </w:r>
     </w:p>
     <w:p>
@@ -27168,43 +27098,17 @@
         <w:rPr>
           <w:rFonts w:ascii="Times New Roman" w:hAnsi="Times New Roman"/>
           <w:i/>
-          <w:color w:val="FF0000"/>
-          <w:sz w:val="24"/>
-        </w:rPr>
-        <w:t>Священ</w:t>
-      </w:r>
-      <w:r>
-        <w:rPr>
-          <w:rFonts w:ascii="Times New Roman" w:hAnsi="Times New Roman"/>
-          <w:i/>
-          <w:color w:val="FF0000"/>
-          <w:sz w:val="24"/>
-        </w:rPr>
-        <w:t>н</w:t>
-      </w:r>
-      <w:r>
-        <w:rPr>
-          <w:rFonts w:ascii="Times New Roman" w:hAnsi="Times New Roman"/>
-          <w:i/>
-          <w:color w:val="FF0000"/>
-          <w:sz w:val="24"/>
-        </w:rPr>
-        <w:t>ик:</w:t>
-      </w:r>
-      <w:r>
-        <w:rPr>
-          <w:rFonts w:ascii="Times New Roman" w:hAnsi="Times New Roman"/>
-          <w:color w:val="FF0000"/>
-          <w:sz w:val="24"/>
-        </w:rPr>
-        <w:t xml:space="preserve"> </w:t>
-      </w:r>
-      <w:r>
-        <w:rPr>
-          <w:rFonts w:ascii="Times New Roman" w:hAnsi="Times New Roman"/>
-          <w:sz w:val="24"/>
-        </w:rPr>
-        <w:t>Пресвята́ Богоро́дице, спаси́ нас.</w:t>
+          <w:color w:val="FF4400"/>
+          <w:sz w:val="24"/>
+        </w:rPr>
+        <w:t>Священник:</w:t>
+      </w:r>
+      <w:r>
+        <w:rPr>
+          <w:rFonts w:ascii="Times New Roman" w:hAnsi="Times New Roman"/>
+          <w:sz w:val="24"/>
+        </w:rPr>
+        <w:t xml:space="preserve"> Пресвята́ Богоро́дице, спаси́ нас.</w:t>
       </w:r>
     </w:p>
     <w:p>
@@ -27246,43 +27150,17 @@
         <w:rPr>
           <w:rFonts w:ascii="Times New Roman" w:hAnsi="Times New Roman"/>
           <w:i/>
-          <w:color w:val="FF0000"/>
-          <w:sz w:val="24"/>
-        </w:rPr>
-        <w:t>Священ</w:t>
-      </w:r>
-      <w:r>
-        <w:rPr>
-          <w:rFonts w:ascii="Times New Roman" w:hAnsi="Times New Roman"/>
-          <w:i/>
-          <w:color w:val="FF0000"/>
-          <w:sz w:val="24"/>
-        </w:rPr>
-        <w:t>н</w:t>
-      </w:r>
-      <w:r>
-        <w:rPr>
-          <w:rFonts w:ascii="Times New Roman" w:hAnsi="Times New Roman"/>
-          <w:i/>
-          <w:color w:val="FF0000"/>
-          <w:sz w:val="24"/>
-        </w:rPr>
-        <w:t>ик:</w:t>
-      </w:r>
-      <w:r>
-        <w:rPr>
-          <w:rFonts w:ascii="Times New Roman" w:hAnsi="Times New Roman"/>
-          <w:color w:val="FF0000"/>
-          <w:sz w:val="24"/>
-        </w:rPr>
-        <w:t xml:space="preserve"> </w:t>
-      </w:r>
-      <w:r>
-        <w:rPr>
-          <w:rFonts w:ascii="Times New Roman" w:hAnsi="Times New Roman"/>
-          <w:sz w:val="24"/>
-        </w:rPr>
-        <w:t>Сла́ва Тобі́, Хри́сте Бо́же, упова́ння на́ше, сла́ва Тобі́!</w:t>
+          <w:color w:val="FF4400"/>
+          <w:sz w:val="24"/>
+        </w:rPr>
+        <w:t>Священник:</w:t>
+      </w:r>
+      <w:r>
+        <w:rPr>
+          <w:rFonts w:ascii="Times New Roman" w:hAnsi="Times New Roman"/>
+          <w:sz w:val="24"/>
+        </w:rPr>
+        <w:t xml:space="preserve"> Сла́ва Тобі́, Хри́сте Бо́же, упова́ння на́ше, сла́ва Тобі́!</w:t>
       </w:r>
     </w:p>
     <w:p>
@@ -27334,73 +27212,38 @@
     <w:p>
       <w:pPr>
         <w:spacing w:after="120"/>
-        <w:jc w:val="both"/>
-        <w:rPr>
-          <w:rFonts w:ascii="Times New Roman" w:hAnsi="Times New Roman" w:cs="Times New Roman"/>
-          <w:sz w:val="24"/>
-          <w:szCs w:val="24"/>
-        </w:rPr>
-      </w:pPr>
-      <w:r>
-        <w:rPr>
-          <w:rFonts w:ascii="Times New Roman" w:hAnsi="Times New Roman" w:cs="Times New Roman"/>
-          <w:i/>
-          <w:color w:val="FF0000"/>
-          <w:sz w:val="24"/>
-          <w:szCs w:val="24"/>
-        </w:rPr>
-        <w:t>Священик:</w:t>
-      </w:r>
-      <w:r>
-        <w:rPr>
-          <w:rFonts w:ascii="Times New Roman" w:hAnsi="Times New Roman" w:cs="Times New Roman"/>
-          <w:sz w:val="24"/>
-          <w:szCs w:val="24"/>
-        </w:rPr>
-        <w:t xml:space="preserve"> Христос, що воскрес із мертвих, істинний Бог наш, молитвами пречистої своєї Матері, якої празник Введення у храм святкуємо, свя</w:t>
-      </w:r>
-      <w:r>
-        <w:rPr>
-          <w:rFonts w:ascii="Times New Roman" w:hAnsi="Times New Roman" w:cs="Times New Roman"/>
-          <w:sz w:val="24"/>
-          <w:szCs w:val="24"/>
-        </w:rPr>
-        <w:t xml:space="preserve">тих, славних і всехвальних апостолів, і святого </w:t>
-      </w:r>
-      <w:r>
-        <w:rPr>
-          <w:rFonts w:ascii="Times New Roman" w:hAnsi="Times New Roman" w:cs="Times New Roman"/>
-          <w:i/>
-          <w:color w:val="FF0000"/>
-          <w:sz w:val="24"/>
-          <w:szCs w:val="24"/>
-        </w:rPr>
-        <w:t>(ім'я, якого є храм)</w:t>
-      </w:r>
-      <w:r>
-        <w:rPr>
-          <w:rFonts w:ascii="Times New Roman" w:hAnsi="Times New Roman" w:cs="Times New Roman"/>
-          <w:sz w:val="24"/>
-          <w:szCs w:val="24"/>
-        </w:rPr>
-        <w:t xml:space="preserve">, і святої великомучениці </w:t>
-      </w:r>
-      <w:r>
-        <w:rPr>
-          <w:rFonts w:ascii="Times New Roman" w:hAnsi="Times New Roman" w:cs="Times New Roman"/>
-          <w:color w:val="FF0000"/>
-          <w:sz w:val="24"/>
-          <w:szCs w:val="24"/>
-        </w:rPr>
-        <w:t>Катерини і святого великомученика Меркурія</w:t>
-      </w:r>
-      <w:r>
-        <w:rPr>
-          <w:rFonts w:ascii="Times New Roman" w:hAnsi="Times New Roman" w:cs="Times New Roman"/>
-          <w:sz w:val="24"/>
-          <w:szCs w:val="24"/>
-        </w:rPr>
-        <w:t>, і всіх святих, помилує і спасе нас, як благий і людинолюбний.</w:t>
+      </w:pPr>
+      <w:r>
+        <w:rPr>
+          <w:rFonts w:ascii="Times New Roman" w:hAnsi="Times New Roman"/>
+          <w:i/>
+          <w:color w:val="FF4400"/>
+          <w:sz w:val="24"/>
+        </w:rPr>
+        <w:t>Священник:</w:t>
+      </w:r>
+      <w:r>
+        <w:rPr>
+          <w:rFonts w:ascii="Times New Roman" w:hAnsi="Times New Roman"/>
+          <w:sz w:val="24"/>
+        </w:rPr>
+        <w:t xml:space="preserve"> Христос, що воскрес із мертвих, істинний Бог наш - молитвами пречистої Cвоєї Матері, якої Введення в храм свято звершуємо, святих, славних і всехвальних апостолів, і святого, </w:t>
+      </w:r>
+      <w:r>
+        <w:rPr>
+          <w:rFonts w:ascii="Times New Roman" w:hAnsi="Times New Roman"/>
+          <w:i/>
+          <w:color w:val="FF4400"/>
+          <w:sz w:val="24"/>
+        </w:rPr>
+        <w:t>якого є храм</w:t>
+      </w:r>
+      <w:r>
+        <w:rPr>
+          <w:rFonts w:ascii="Times New Roman" w:hAnsi="Times New Roman"/>
+          <w:sz w:val="24"/>
+        </w:rPr>
+        <w:t>, і святої великомучениці Катерини, святого великомученика Меркурія, і всіх святих - помилує і спасе нас як благий і людинолюбний.</w:t>
       </w:r>
     </w:p>
     <w:p>
@@ -31598,19 +31441,17 @@
       </w:pPr>
       <w:r>
         <w:rPr>
-          <w:rFonts w:ascii="Times New Roman" w:hAnsi="Times New Roman" w:cs="Times New Roman"/>
+          <w:rFonts w:ascii="Times New Roman" w:hAnsi="Times New Roman"/>
           <w:i/>
           <w:color w:val="FF4400"/>
           <w:sz w:val="24"/>
-          <w:szCs w:val="24"/>
         </w:rPr>
         <w:t>Священник:</w:t>
       </w:r>
       <w:r>
         <w:rPr>
-          <w:rFonts w:ascii="Times New Roman" w:hAnsi="Times New Roman" w:cs="Times New Roman"/>
-          <w:sz w:val="24"/>
-          <w:szCs w:val="24"/>
+          <w:rFonts w:ascii="Times New Roman" w:hAnsi="Times New Roman"/>
+          <w:sz w:val="24"/>
         </w:rPr>
         <w:t xml:space="preserve"> Бо Тобі належить усяка слава, честь і поклоніння, Отцю, і Сину, і Святому Духові, нині, і повсякчас, і на віки віків.</w:t>
       </w:r>
@@ -32329,20 +32170,17 @@
       </w:pPr>
       <w:r>
         <w:rPr>
-          <w:rFonts w:ascii="Times New Roman" w:hAnsi="Times New Roman" w:cs="Times New Roman"/>
+          <w:rFonts w:ascii="Times New Roman" w:hAnsi="Times New Roman"/>
           <w:i/>
           <w:color w:val="FF4400"/>
           <w:sz w:val="24"/>
-          <w:szCs w:val="24"/>
         </w:rPr>
         <w:t>Священник:</w:t>
       </w:r>
       <w:r>
         <w:rPr>
-          <w:rFonts w:ascii="Times New Roman" w:hAnsi="Times New Roman" w:cs="Times New Roman"/>
-          <w:color w:val="000000"/>
-          <w:sz w:val="24"/>
-          <w:szCs w:val="24"/>
+          <w:rFonts w:ascii="Times New Roman" w:hAnsi="Times New Roman"/>
+          <w:sz w:val="24"/>
         </w:rPr>
         <w:t xml:space="preserve"> Бо Твоя є влада і Твоє є царство, і сила, і слава, Отця, і Сина, і Святого Духа, нині, і повсякчас, і на віки віків.</w:t>
       </w:r>
@@ -32740,20 +32578,17 @@
       </w:pPr>
       <w:r>
         <w:rPr>
-          <w:rFonts w:ascii="Times New Roman" w:hAnsi="Times New Roman" w:cs="Times New Roman"/>
+          <w:rFonts w:ascii="Times New Roman" w:hAnsi="Times New Roman"/>
           <w:i/>
           <w:color w:val="FF4400"/>
           <w:sz w:val="24"/>
-          <w:szCs w:val="24"/>
         </w:rPr>
         <w:t>Священник:</w:t>
       </w:r>
       <w:r>
         <w:rPr>
-          <w:rFonts w:ascii="Times New Roman" w:hAnsi="Times New Roman" w:cs="Times New Roman"/>
-          <w:color w:val="000000"/>
-          <w:sz w:val="24"/>
-          <w:szCs w:val="24"/>
+          <w:rFonts w:ascii="Times New Roman" w:hAnsi="Times New Roman"/>
+          <w:sz w:val="24"/>
         </w:rPr>
         <w:t xml:space="preserve"> Бо Ти благий і людинолюбний Бог – і Тобі славу возсилаємо, Отцю, і Сину, і Святому Духові, нині, і повсякчас, і на віки віків.</w:t>
       </w:r>
@@ -36352,22 +36187,19 @@
       </w:pPr>
       <w:r>
         <w:rPr>
-          <w:rFonts w:ascii="Times New Roman" w:hAnsi="Times New Roman" w:cs="Times New Roman"/>
+          <w:rFonts w:ascii="Times New Roman" w:hAnsi="Times New Roman"/>
           <w:i/>
           <w:color w:val="FF4400"/>
           <w:sz w:val="24"/>
-          <w:szCs w:val="24"/>
-        </w:rPr>
-        <w:t xml:space="preserve">Священник: </w:t>
-      </w:r>
-      <w:r>
-        <w:rPr>
-          <w:rFonts w:ascii="Times New Roman" w:hAnsi="Times New Roman" w:cs="Times New Roman"/>
-          <w:color w:val="000000"/>
-          <w:sz w:val="24"/>
-          <w:szCs w:val="24"/>
-        </w:rPr>
-        <w:t>Благодаттю, і щедротами, і людинолюб’ям єдинородного Сина Твого, з яким Ти благословенний, із пресвятим, і благим, і животворчим твоїм Духом, нині, і повсякчас, і на віки віків.</w:t>
+        </w:rPr>
+        <w:t>Священник:</w:t>
+      </w:r>
+      <w:r>
+        <w:rPr>
+          <w:rFonts w:ascii="Times New Roman" w:hAnsi="Times New Roman"/>
+          <w:sz w:val="24"/>
+        </w:rPr>
+        <w:t xml:space="preserve"> Благодаттю, і щедротами, і людинолюб’ям єдинородного Сина Твого, з яким Ти благословенний, із пресвятим, і благим, і животворчим твоїм Духом, нині, і повсякчас, і на віки віків.</w:t>
       </w:r>
     </w:p>
     <w:p>
@@ -37147,38 +36979,19 @@
       </w:pPr>
       <w:r>
         <w:rPr>
-          <w:rFonts w:ascii="Times New Roman" w:hAnsi="Times New Roman" w:cs="Times New Roman"/>
-          <w:i/>
-          <w:color w:val="FF0000"/>
-          <w:sz w:val="24"/>
-          <w:szCs w:val="24"/>
-        </w:rPr>
-        <w:t xml:space="preserve">Священник: </w:t>
-      </w:r>
-      <w:r>
-        <w:rPr>
-          <w:rFonts w:ascii="Times New Roman" w:hAnsi="Times New Roman" w:cs="Times New Roman"/>
-          <w:color w:val="000000"/>
-          <w:sz w:val="24"/>
-          <w:szCs w:val="24"/>
-        </w:rPr>
-        <w:t>Бо Ти Бог наш і Тобі славу возсилаємо: Отцю, і Сину, і Святому Духові</w:t>
-      </w:r>
-      <w:r>
-        <w:rPr>
-          <w:rFonts w:ascii="Times New Roman" w:hAnsi="Times New Roman" w:cs="Times New Roman"/>
-          <w:sz w:val="24"/>
-          <w:szCs w:val="24"/>
-        </w:rPr>
-        <w:t>, нині, і повс</w:t>
-      </w:r>
-      <w:r>
-        <w:rPr>
-          <w:rFonts w:ascii="Times New Roman" w:hAnsi="Times New Roman" w:cs="Times New Roman"/>
-          <w:sz w:val="24"/>
-          <w:szCs w:val="24"/>
-        </w:rPr>
-        <w:t>якчас, і на віки віків.</w:t>
+          <w:rFonts w:ascii="Times New Roman" w:hAnsi="Times New Roman"/>
+          <w:i/>
+          <w:color w:val="FF4400"/>
+          <w:sz w:val="24"/>
+        </w:rPr>
+        <w:t>Священник:</w:t>
+      </w:r>
+      <w:r>
+        <w:rPr>
+          <w:rFonts w:ascii="Times New Roman" w:hAnsi="Times New Roman"/>
+          <w:sz w:val="24"/>
+        </w:rPr>
+        <w:t xml:space="preserve"> Бо Ти Бог наш і Тобі славу возсилаємо: Отцю, і Сину, і Святому Духові, нині, і повсякчас, і на віки віків.</w:t>
       </w:r>
     </w:p>
     <w:p>
@@ -38161,30 +37974,19 @@
       </w:pPr>
       <w:r>
         <w:rPr>
-          <w:rFonts w:ascii="Times New Roman" w:hAnsi="Times New Roman" w:cs="Times New Roman"/>
-          <w:i/>
-          <w:color w:val="FF0000"/>
-          <w:sz w:val="24"/>
-          <w:szCs w:val="24"/>
-        </w:rPr>
-        <w:t xml:space="preserve">Священник: </w:t>
-      </w:r>
-      <w:r>
-        <w:rPr>
-          <w:rFonts w:ascii="Times New Roman" w:hAnsi="Times New Roman" w:cs="Times New Roman"/>
-          <w:color w:val="000000"/>
-          <w:sz w:val="24"/>
-          <w:szCs w:val="24"/>
-        </w:rPr>
-        <w:t>Бо Ти цар миру і Спас душ наших – і Тобі славу возсилаємо, Отцю, і Сину, і Святому Духові</w:t>
-      </w:r>
-      <w:r>
-        <w:rPr>
-          <w:rFonts w:ascii="Times New Roman" w:hAnsi="Times New Roman" w:cs="Times New Roman"/>
-          <w:sz w:val="24"/>
-          <w:szCs w:val="24"/>
-        </w:rPr>
-        <w:t>, нині, і повсякчас, і на віки віків.</w:t>
+          <w:rFonts w:ascii="Times New Roman" w:hAnsi="Times New Roman"/>
+          <w:i/>
+          <w:color w:val="FF4400"/>
+          <w:sz w:val="24"/>
+        </w:rPr>
+        <w:t>Священник:</w:t>
+      </w:r>
+      <w:r>
+        <w:rPr>
+          <w:rFonts w:ascii="Times New Roman" w:hAnsi="Times New Roman"/>
+          <w:sz w:val="24"/>
+        </w:rPr>
+        <w:t xml:space="preserve"> Бо Ти цар миру і Спас душ наших – і Тобі славу возсилаємо, Отцю, і Сину, і Святому Духові, нині, і повсякчас, і на віки віків.</w:t>
       </w:r>
     </w:p>
     <w:p>
@@ -38779,7 +38581,7 @@
           <w:sz w:val="24"/>
           <w:szCs w:val="24"/>
         </w:rPr>
-        <w:t xml:space="preserve"> Тебе, Діво, що для розуму незбагненно, а за Писанням, як Боголюдинаа, Господа породила і Дівою зосталася, всі творіння благословимо й прославляємо по всі віки.</w:t>
+        <w:t xml:space="preserve"> Тебе, Діво, що для розуму незбагненно, а за Писанням, як Богочоловіка, Господа породила і Дівою зосталася, всі творіння благословимо й прославляємо по всі віки.</w:t>
       </w:r>
     </w:p>
     <w:p>
@@ -39124,7 +38926,7 @@
           <w:sz w:val="24"/>
           <w:szCs w:val="24"/>
         </w:rPr>
-        <w:t>Ісає, ликуй!* Діва зачала в лоні й породила Сина Еммануїла, Бога й людинаа*, а Схід − ім'я йому.* Його величаючи, Діву прославляємо.</w:t>
+        <w:t>Ісає, ликуй!* Діва зачала в лоні й породила Сина Еммануїла, Бога й чоловіка*, а Схід − ім'я йому.* Його величаючи, Діву прославляємо.</w:t>
       </w:r>
     </w:p>
     <w:p>
@@ -39183,7 +38985,7 @@
           <w:sz w:val="24"/>
           <w:szCs w:val="24"/>
         </w:rPr>
-        <w:t xml:space="preserve">Владико Христе!* Ти прийняв знову впалого людинаа від дівичого лона, </w:t>
+        <w:t xml:space="preserve">Владико Христе!* Ти прийняв знову впалої людини від дівичого лона, </w:t>
       </w:r>
       <w:r>
         <w:rPr>
@@ -42552,29 +42354,19 @@
       </w:pPr>
       <w:r>
         <w:rPr>
-          <w:rFonts w:ascii="Times New Roman" w:hAnsi="Times New Roman" w:cs="Times New Roman"/>
+          <w:rFonts w:ascii="Times New Roman" w:hAnsi="Times New Roman"/>
           <w:i/>
           <w:color w:val="FF4400"/>
           <w:sz w:val="24"/>
-          <w:szCs w:val="24"/>
-        </w:rPr>
-        <w:t xml:space="preserve">Священник: </w:t>
-      </w:r>
-      <w:r>
-        <w:rPr>
-          <w:rFonts w:ascii="Times New Roman" w:hAnsi="Times New Roman" w:cs="Times New Roman"/>
-          <w:sz w:val="24"/>
-          <w:szCs w:val="24"/>
-        </w:rPr>
-        <w:t>Бо милостивий і людинолюбний Бог єси, і Тобі славу возсилаєм</w:t>
-      </w:r>
-      <w:r>
-        <w:rPr>
-          <w:rFonts w:ascii="Times New Roman" w:hAnsi="Times New Roman" w:cs="Times New Roman"/>
-          <w:sz w:val="24"/>
-          <w:szCs w:val="24"/>
-        </w:rPr>
-        <w:t>о, Отцю, і Сину, і Святому Духові, нині, і повсякчас, і на віки віків.</w:t>
+        </w:rPr>
+        <w:t>Священник:</w:t>
+      </w:r>
+      <w:r>
+        <w:rPr>
+          <w:rFonts w:ascii="Times New Roman" w:hAnsi="Times New Roman"/>
+          <w:sz w:val="24"/>
+        </w:rPr>
+        <w:t xml:space="preserve"> Бо милостивий і людинолюбний Бог єси, і Тобі славу возсилаємо, Отцю, і Сину, і Святому Духові, нині, і повсякчас, і на віки віків.</w:t>
       </w:r>
     </w:p>
     <w:p>
@@ -43398,22 +43190,19 @@
       </w:pPr>
       <w:r>
         <w:rPr>
-          <w:rFonts w:ascii="Times New Roman" w:hAnsi="Times New Roman" w:cs="Times New Roman"/>
+          <w:rFonts w:ascii="Times New Roman" w:hAnsi="Times New Roman"/>
           <w:i/>
           <w:color w:val="FF4400"/>
           <w:sz w:val="24"/>
-          <w:szCs w:val="24"/>
-        </w:rPr>
-        <w:t xml:space="preserve">Священник: </w:t>
-      </w:r>
-      <w:r>
-        <w:rPr>
-          <w:rFonts w:ascii="Times New Roman" w:hAnsi="Times New Roman" w:cs="Times New Roman"/>
-          <w:color w:val="000000"/>
-          <w:sz w:val="24"/>
-          <w:szCs w:val="24"/>
-        </w:rPr>
-        <w:t>Бо до Тебе належить милувати і спасати нас, Боже наш, і Тобі славу возсилаємо, Отцю, і Сину, і Святому Духові, нині, і повсякчас, і на віки віків.</w:t>
+        </w:rPr>
+        <w:t>Священник:</w:t>
+      </w:r>
+      <w:r>
+        <w:rPr>
+          <w:rFonts w:ascii="Times New Roman" w:hAnsi="Times New Roman"/>
+          <w:sz w:val="24"/>
+        </w:rPr>
+        <w:t xml:space="preserve"> Бо до Тебе належить милувати і спасати нас, Боже наш, і Тобі славу возсилаємо, Отцю, і Сину, і Святому Духові, нині, і повсякчас, і на віки віків.</w:t>
       </w:r>
     </w:p>
     <w:p>
@@ -43793,56 +43582,38 @@
     <w:p>
       <w:pPr>
         <w:spacing w:after="120"/>
-        <w:jc w:val="both"/>
-        <w:rPr>
-          <w:rFonts w:ascii="Times New Roman" w:hAnsi="Times New Roman" w:cs="Times New Roman"/>
-          <w:sz w:val="24"/>
-          <w:szCs w:val="24"/>
-        </w:rPr>
-      </w:pPr>
-      <w:r>
-        <w:rPr>
-          <w:rFonts w:ascii="Times New Roman" w:hAnsi="Times New Roman" w:cs="Times New Roman"/>
-          <w:i/>
-          <w:color w:val="FF0000"/>
-          <w:sz w:val="24"/>
-          <w:szCs w:val="24"/>
-        </w:rPr>
-        <w:t>Священик:</w:t>
-      </w:r>
-      <w:r>
-        <w:rPr>
-          <w:rFonts w:ascii="Times New Roman" w:hAnsi="Times New Roman" w:cs="Times New Roman"/>
-          <w:sz w:val="24"/>
-          <w:szCs w:val="24"/>
-        </w:rPr>
-        <w:t xml:space="preserve"> Христос, що воскрес із мертвих, істинний Бог наш, молитвами пречистої сво</w:t>
-      </w:r>
-      <w:r>
-        <w:rPr>
-          <w:rFonts w:ascii="Times New Roman" w:hAnsi="Times New Roman" w:cs="Times New Roman"/>
-          <w:sz w:val="24"/>
-          <w:szCs w:val="24"/>
-        </w:rPr>
-        <w:t xml:space="preserve">єї Матері, якої празник Введення у храм святкуємо, святих, славних і всехвальних апостолів, і святого </w:t>
-      </w:r>
-      <w:r>
-        <w:rPr>
-          <w:rFonts w:ascii="Times New Roman" w:hAnsi="Times New Roman" w:cs="Times New Roman"/>
-          <w:i/>
-          <w:color w:val="FF0000"/>
-          <w:sz w:val="24"/>
-          <w:szCs w:val="24"/>
-        </w:rPr>
-        <w:t>(ім'я, якого є храм)</w:t>
-      </w:r>
-      <w:r>
-        <w:rPr>
-          <w:rFonts w:ascii="Times New Roman" w:hAnsi="Times New Roman" w:cs="Times New Roman"/>
-          <w:sz w:val="24"/>
-          <w:szCs w:val="24"/>
-        </w:rPr>
-        <w:t>, і святої великомучениці Катерини і святого великомученика Меркурія, і всіх святих, помилує і спасе нас, як благий і людинолюбний.</w:t>
+      </w:pPr>
+      <w:r>
+        <w:rPr>
+          <w:rFonts w:ascii="Times New Roman" w:hAnsi="Times New Roman"/>
+          <w:i/>
+          <w:color w:val="FF4400"/>
+          <w:sz w:val="24"/>
+        </w:rPr>
+        <w:t>Священник:</w:t>
+      </w:r>
+      <w:r>
+        <w:rPr>
+          <w:rFonts w:ascii="Times New Roman" w:hAnsi="Times New Roman"/>
+          <w:sz w:val="24"/>
+        </w:rPr>
+        <w:t xml:space="preserve"> Христос, що воскрес із мертвих, істинний Бог наш - молитвами пречистої Cвоєї Матері, якої Введення в храм свято звершуємо, святих, славних і всехвальних апостолів, і святого, </w:t>
+      </w:r>
+      <w:r>
+        <w:rPr>
+          <w:rFonts w:ascii="Times New Roman" w:hAnsi="Times New Roman"/>
+          <w:i/>
+          <w:color w:val="FF4400"/>
+          <w:sz w:val="24"/>
+        </w:rPr>
+        <w:t>якого є храм</w:t>
+      </w:r>
+      <w:r>
+        <w:rPr>
+          <w:rFonts w:ascii="Times New Roman" w:hAnsi="Times New Roman"/>
+          <w:sz w:val="24"/>
+        </w:rPr>
+        <w:t>, і святої великомучениці Катерини, святого великомученика Меркурія, і всіх святих - помилує і спасе нас як благий і людинолюбний.</w:t>
       </w:r>
     </w:p>
     <w:p>
